--- a/formatos/2.CARTA ACEPTACION DEL PASANTE.docx
+++ b/formatos/2.CARTA ACEPTACION DEL PASANTE.docx
@@ -1,6 +1,6 @@
 
 <file path=word/document.xml><?xml version="1.0" encoding="utf-8"?>
-<w:document xmlns:wpc="http://schemas.microsoft.com/office/word/2010/wordprocessingCanvas" xmlns:mc="http://schemas.openxmlformats.org/markup-compatibility/2006" xmlns:o="urn:schemas-microsoft-com:office:office" xmlns:r="http://schemas.openxmlformats.org/officeDocument/2006/relationships" xmlns:m="http://schemas.openxmlformats.org/officeDocument/2006/math" xmlns:v="urn:schemas-microsoft-com:vml" xmlns:wp14="http://schemas.microsoft.com/office/word/2010/wordprocessingDrawing" xmlns:wp="http://schemas.openxmlformats.org/drawingml/2006/wordprocessingDrawing" xmlns:w10="urn:schemas-microsoft-com:office:word" xmlns:w="http://schemas.openxmlformats.org/wordprocessingml/2006/main" xmlns:w14="http://schemas.microsoft.com/office/word/2010/wordml" xmlns:w15="http://schemas.microsoft.com/office/word/2012/wordml" xmlns:wpg="http://schemas.microsoft.com/office/word/2010/wordprocessingGroup" xmlns:wpi="http://schemas.microsoft.com/office/word/2010/wordprocessingInk" xmlns:wne="http://schemas.microsoft.com/office/word/2006/wordml" xmlns:wps="http://schemas.microsoft.com/office/word/2010/wordprocessingShape" mc:Ignorable="w14 w15 wp14">
+<w:document xmlns:wpc="http://schemas.microsoft.com/office/word/2010/wordprocessingCanvas" xmlns:cx="http://schemas.microsoft.com/office/drawing/2014/chartex" xmlns:mc="http://schemas.openxmlformats.org/markup-compatibility/2006" xmlns:o="urn:schemas-microsoft-com:office:office" xmlns:r="http://schemas.openxmlformats.org/officeDocument/2006/relationships" xmlns:m="http://schemas.openxmlformats.org/officeDocument/2006/math" xmlns:v="urn:schemas-microsoft-com:vml" xmlns:wp14="http://schemas.microsoft.com/office/word/2010/wordprocessingDrawing" xmlns:wp="http://schemas.openxmlformats.org/drawingml/2006/wordprocessingDrawing" xmlns:w10="urn:schemas-microsoft-com:office:word" xmlns:w="http://schemas.openxmlformats.org/wordprocessingml/2006/main" xmlns:w14="http://schemas.microsoft.com/office/word/2010/wordml" xmlns:w15="http://schemas.microsoft.com/office/word/2012/wordml" xmlns:w16se="http://schemas.microsoft.com/office/word/2015/wordml/symex" xmlns:wpg="http://schemas.microsoft.com/office/word/2010/wordprocessingGroup" xmlns:wpi="http://schemas.microsoft.com/office/word/2010/wordprocessingInk" xmlns:wne="http://schemas.microsoft.com/office/word/2006/wordml" xmlns:wps="http://schemas.microsoft.com/office/word/2010/wordprocessingShape" mc:Ignorable="w14 w15 w16se wp14">
   <w:body>
     <w:p>
       <w:pPr>
@@ -21,6 +21,7 @@
           <w:noProof/>
           <w:sz w:val="24"/>
           <w:szCs w:val="24"/>
+          <w:lang w:val="es-ES" w:eastAsia="es-ES"/>
         </w:rPr>
         <mc:AlternateContent>
           <mc:Choice Requires="wps">
@@ -161,15 +162,25 @@
           <w:sz w:val="24"/>
           <w:szCs w:val="24"/>
         </w:rPr>
-        <w:t>, ____de _____________20</w:t>
-      </w:r>
-      <w:r>
-        <w:rPr>
-          <w:rFonts w:ascii="Arial" w:hAnsi="Arial" w:cs="Arial"/>
-          <w:sz w:val="24"/>
-          <w:szCs w:val="24"/>
-        </w:rPr>
-        <w:t>25</w:t>
+        <w:t xml:space="preserve">, </w:t>
+      </w:r>
+      <w:proofErr w:type="gramStart"/>
+      <w:r>
+        <w:rPr>
+          <w:rFonts w:ascii="Arial" w:hAnsi="Arial" w:cs="Arial"/>
+          <w:sz w:val="24"/>
+          <w:szCs w:val="24"/>
+        </w:rPr>
+        <w:t>{{ hoy</w:t>
+      </w:r>
+      <w:proofErr w:type="gramEnd"/>
+      <w:r>
+        <w:rPr>
+          <w:rFonts w:ascii="Arial" w:hAnsi="Arial" w:cs="Arial"/>
+          <w:sz w:val="24"/>
+          <w:szCs w:val="24"/>
+        </w:rPr>
+        <w:t xml:space="preserve"> | fecha_es }}</w:t>
       </w:r>
     </w:p>
     <w:p>
@@ -301,8 +312,6 @@
         </w:rPr>
         <w:t>S</w:t>
       </w:r>
-      <w:bookmarkStart w:id="0" w:name="_GoBack"/>
-      <w:bookmarkEnd w:id="0"/>
     </w:p>
     <w:p>
       <w:pPr>
@@ -335,6 +344,7 @@
         </w:rPr>
         <w:t xml:space="preserve">Atención: </w:t>
       </w:r>
+      <w:proofErr w:type="gramStart"/>
       <w:r>
         <w:rPr>
           <w:rFonts w:ascii="Arial" w:hAnsi="Arial" w:cs="Arial"/>
@@ -343,7 +353,40 @@
           <w:sz w:val="24"/>
           <w:szCs w:val="24"/>
         </w:rPr>
-        <w:t>Ing. Franklin España León</w:t>
+        <w:t xml:space="preserve">{{ </w:t>
+      </w:r>
+      <w:proofErr w:type="spellStart"/>
+      <w:r>
+        <w:rPr>
+          <w:rFonts w:ascii="Arial" w:hAnsi="Arial" w:cs="Arial"/>
+          <w:b/>
+          <w:color w:val="000000" w:themeColor="text1"/>
+          <w:sz w:val="24"/>
+          <w:szCs w:val="24"/>
+        </w:rPr>
+        <w:t>jefe</w:t>
+      </w:r>
+      <w:proofErr w:type="gramEnd"/>
+      <w:r>
+        <w:rPr>
+          <w:rFonts w:ascii="Arial" w:hAnsi="Arial" w:cs="Arial"/>
+          <w:b/>
+          <w:color w:val="000000" w:themeColor="text1"/>
+          <w:sz w:val="24"/>
+          <w:szCs w:val="24"/>
+        </w:rPr>
+        <w:t>_departamento</w:t>
+      </w:r>
+      <w:proofErr w:type="spellEnd"/>
+      <w:r>
+        <w:rPr>
+          <w:rFonts w:ascii="Arial" w:hAnsi="Arial" w:cs="Arial"/>
+          <w:b/>
+          <w:color w:val="000000" w:themeColor="text1"/>
+          <w:sz w:val="24"/>
+          <w:szCs w:val="24"/>
+        </w:rPr>
+        <w:t xml:space="preserve"> }}</w:t>
       </w:r>
       <w:r>
         <w:rPr>
@@ -420,7 +463,7 @@
           <w:sz w:val="24"/>
           <w:szCs w:val="24"/>
         </w:rPr>
-        <w:t xml:space="preserve"> Pasantías</w:t>
+        <w:t>Pasantías</w:t>
       </w:r>
       <w:r>
         <w:rPr>
@@ -517,14 +560,9 @@
           <w:sz w:val="24"/>
           <w:szCs w:val="24"/>
         </w:rPr>
-        <w:t>:_______________________________, titular de la cédula de identidad N° ______________,</w:t>
-      </w:r>
-      <w:r>
-        <w:rPr>
-          <w:rFonts w:ascii="Arial" w:hAnsi="Arial" w:cs="Arial"/>
-          <w:sz w:val="24"/>
-          <w:szCs w:val="24"/>
-        </w:rPr>
+        <w:t>:</w:t>
+      </w:r>
+      <w:r>
         <w:t xml:space="preserve"> </w:t>
       </w:r>
       <w:r>
@@ -532,6 +570,109 @@
           <w:rFonts w:ascii="Arial" w:hAnsi="Arial" w:cs="Arial"/>
           <w:sz w:val="24"/>
           <w:szCs w:val="24"/>
+          <w:u w:val="single"/>
+        </w:rPr>
+        <w:t>{{</w:t>
+      </w:r>
+      <w:r>
+        <w:rPr>
+          <w:rFonts w:ascii="Arial" w:hAnsi="Arial" w:cs="Arial"/>
+          <w:sz w:val="24"/>
+          <w:szCs w:val="24"/>
+          <w:u w:val="single"/>
+        </w:rPr>
+        <w:t xml:space="preserve"> </w:t>
+      </w:r>
+      <w:r>
+        <w:rPr>
+          <w:rFonts w:ascii="Arial" w:hAnsi="Arial" w:cs="Arial"/>
+          <w:sz w:val="24"/>
+          <w:szCs w:val="24"/>
+          <w:u w:val="single"/>
+        </w:rPr>
+        <w:t>estudiante</w:t>
+      </w:r>
+      <w:r>
+        <w:rPr>
+          <w:rFonts w:ascii="Arial" w:hAnsi="Arial" w:cs="Arial"/>
+          <w:sz w:val="24"/>
+          <w:szCs w:val="24"/>
+          <w:u w:val="single"/>
+        </w:rPr>
+        <w:t xml:space="preserve"> | completo | capitalize</w:t>
+      </w:r>
+      <w:r>
+        <w:rPr>
+          <w:rFonts w:ascii="Arial" w:hAnsi="Arial" w:cs="Arial"/>
+          <w:sz w:val="24"/>
+          <w:szCs w:val="24"/>
+          <w:u w:val="single"/>
+        </w:rPr>
+        <w:t xml:space="preserve"> }}</w:t>
+      </w:r>
+      <w:r>
+        <w:rPr>
+          <w:rFonts w:ascii="Arial" w:hAnsi="Arial" w:cs="Arial"/>
+          <w:sz w:val="24"/>
+          <w:szCs w:val="24"/>
+        </w:rPr>
+        <w:t xml:space="preserve">, </w:t>
+      </w:r>
+      <w:r>
+        <w:rPr>
+          <w:rFonts w:ascii="Arial" w:hAnsi="Arial" w:cs="Arial"/>
+          <w:sz w:val="24"/>
+          <w:szCs w:val="24"/>
+        </w:rPr>
+        <w:t xml:space="preserve">titular de la cédula de identidad N° </w:t>
+      </w:r>
+      <w:r>
+        <w:rPr>
+          <w:rFonts w:ascii="Arial" w:hAnsi="Arial" w:cs="Arial"/>
+          <w:sz w:val="24"/>
+          <w:szCs w:val="24"/>
+        </w:rPr>
+        <w:t xml:space="preserve">V- {{ </w:t>
+      </w:r>
+      <w:proofErr w:type="spellStart"/>
+      <w:r>
+        <w:rPr>
+          <w:rFonts w:ascii="Arial" w:hAnsi="Arial" w:cs="Arial"/>
+          <w:sz w:val="24"/>
+          <w:szCs w:val="24"/>
+        </w:rPr>
+        <w:t>estudiante.cedula</w:t>
+      </w:r>
+      <w:proofErr w:type="spellEnd"/>
+      <w:r>
+        <w:rPr>
+          <w:rFonts w:ascii="Arial" w:hAnsi="Arial" w:cs="Arial"/>
+          <w:sz w:val="24"/>
+          <w:szCs w:val="24"/>
+        </w:rPr>
+        <w:t xml:space="preserve"> | miles}}</w:t>
+      </w:r>
+      <w:r>
+        <w:rPr>
+          <w:rFonts w:ascii="Arial" w:hAnsi="Arial" w:cs="Arial"/>
+          <w:sz w:val="24"/>
+          <w:szCs w:val="24"/>
+        </w:rPr>
+        <w:t>,</w:t>
+      </w:r>
+      <w:r>
+        <w:rPr>
+          <w:rFonts w:ascii="Arial" w:hAnsi="Arial" w:cs="Arial"/>
+          <w:sz w:val="24"/>
+          <w:szCs w:val="24"/>
+        </w:rPr>
+        <w:t xml:space="preserve"> </w:t>
+      </w:r>
+      <w:r>
+        <w:rPr>
+          <w:rFonts w:ascii="Arial" w:hAnsi="Arial" w:cs="Arial"/>
+          <w:sz w:val="24"/>
+          <w:szCs w:val="24"/>
         </w:rPr>
         <w:t>cursante de</w:t>
       </w:r>
@@ -541,7 +682,52 @@
           <w:sz w:val="24"/>
           <w:szCs w:val="24"/>
         </w:rPr>
-        <w:t xml:space="preserve">l ______ Semestre de </w:t>
+        <w:t xml:space="preserve">l </w:t>
+      </w:r>
+      <w:r>
+        <w:rPr>
+          <w:rFonts w:ascii="Arial" w:hAnsi="Arial" w:cs="Arial"/>
+          <w:sz w:val="24"/>
+          <w:u w:val="single"/>
+          <w:lang w:val="es-MX"/>
+        </w:rPr>
+        <w:t xml:space="preserve">{{ semestre | romanos | </w:t>
+      </w:r>
+      <w:proofErr w:type="spellStart"/>
+      <w:r>
+        <w:rPr>
+          <w:rFonts w:ascii="Arial" w:hAnsi="Arial" w:cs="Arial"/>
+          <w:sz w:val="24"/>
+          <w:u w:val="single"/>
+          <w:lang w:val="es-MX"/>
+        </w:rPr>
+        <w:t>upper</w:t>
+      </w:r>
+      <w:proofErr w:type="spellEnd"/>
+      <w:r>
+        <w:rPr>
+          <w:rFonts w:ascii="Arial" w:hAnsi="Arial" w:cs="Arial"/>
+          <w:sz w:val="24"/>
+          <w:u w:val="single"/>
+          <w:lang w:val="es-MX"/>
+        </w:rPr>
+        <w:t xml:space="preserve"> }}</w:t>
+      </w:r>
+      <w:r>
+        <w:rPr>
+          <w:rFonts w:ascii="Arial" w:hAnsi="Arial" w:cs="Arial"/>
+          <w:sz w:val="28"/>
+          <w:szCs w:val="24"/>
+        </w:rPr>
+        <w:t xml:space="preserve"> </w:t>
+      </w:r>
+      <w:r>
+        <w:rPr>
+          <w:rFonts w:ascii="Arial" w:hAnsi="Arial" w:cs="Arial"/>
+          <w:sz w:val="24"/>
+          <w:szCs w:val="24"/>
+        </w:rPr>
+        <w:t xml:space="preserve">Semestre de </w:t>
       </w:r>
       <w:r>
         <w:rPr>
@@ -557,14 +743,9 @@
           <w:sz w:val="24"/>
           <w:szCs w:val="24"/>
         </w:rPr>
-        <w:t xml:space="preserve"> carrera:______________________</w:t>
-      </w:r>
-      <w:r>
-        <w:rPr>
-          <w:rFonts w:ascii="Arial" w:hAnsi="Arial" w:cs="Arial"/>
-          <w:sz w:val="24"/>
-          <w:szCs w:val="24"/>
-        </w:rPr>
+        <w:t xml:space="preserve"> carrera:</w:t>
+      </w:r>
+      <w:r>
         <w:t xml:space="preserve"> </w:t>
       </w:r>
       <w:r>
@@ -572,6 +753,51 @@
           <w:rFonts w:ascii="Arial" w:hAnsi="Arial" w:cs="Arial"/>
           <w:sz w:val="24"/>
           <w:szCs w:val="24"/>
+          <w:u w:val="single"/>
+        </w:rPr>
+        <w:t xml:space="preserve">{{ carrera | </w:t>
+      </w:r>
+      <w:proofErr w:type="spellStart"/>
+      <w:r>
+        <w:rPr>
+          <w:rFonts w:ascii="Arial" w:hAnsi="Arial" w:cs="Arial"/>
+          <w:sz w:val="24"/>
+          <w:szCs w:val="24"/>
+          <w:u w:val="single"/>
+        </w:rPr>
+        <w:t>upper</w:t>
+      </w:r>
+      <w:proofErr w:type="spellEnd"/>
+      <w:r>
+        <w:rPr>
+          <w:rFonts w:ascii="Arial" w:hAnsi="Arial" w:cs="Arial"/>
+          <w:sz w:val="24"/>
+          <w:szCs w:val="24"/>
+          <w:u w:val="single"/>
+        </w:rPr>
+        <w:t xml:space="preserve"> }}</w:t>
+      </w:r>
+      <w:r>
+        <w:rPr>
+          <w:rFonts w:ascii="Arial" w:hAnsi="Arial" w:cs="Arial"/>
+          <w:sz w:val="24"/>
+          <w:szCs w:val="24"/>
+        </w:rPr>
+        <w:t xml:space="preserve">, </w:t>
+      </w:r>
+      <w:r>
+        <w:rPr>
+          <w:rFonts w:ascii="Arial" w:hAnsi="Arial" w:cs="Arial"/>
+          <w:sz w:val="24"/>
+          <w:szCs w:val="24"/>
+        </w:rPr>
+        <w:t xml:space="preserve"> </w:t>
+      </w:r>
+      <w:r>
+        <w:rPr>
+          <w:rFonts w:ascii="Arial" w:hAnsi="Arial" w:cs="Arial"/>
+          <w:sz w:val="24"/>
+          <w:szCs w:val="24"/>
         </w:rPr>
         <w:t>q</w:t>
       </w:r>
@@ -589,15 +815,24 @@
           <w:sz w:val="24"/>
           <w:szCs w:val="24"/>
         </w:rPr>
-        <w:t>se desempeñará en el departamento:_________________</w:t>
-      </w:r>
-      <w:r>
-        <w:rPr>
-          <w:rFonts w:ascii="Arial" w:hAnsi="Arial" w:cs="Arial"/>
-          <w:sz w:val="24"/>
-          <w:szCs w:val="24"/>
-        </w:rPr>
-        <w:t>_____</w:t>
+        <w:t>se desempeñará en e</w:t>
+      </w:r>
+      <w:r>
+        <w:rPr>
+          <w:rFonts w:ascii="Arial" w:hAnsi="Arial" w:cs="Arial"/>
+          <w:sz w:val="24"/>
+          <w:szCs w:val="24"/>
+        </w:rPr>
+        <w:t xml:space="preserve">l departamento: </w:t>
+      </w:r>
+      <w:r>
+        <w:rPr>
+          <w:rFonts w:ascii="Arial" w:hAnsi="Arial" w:cs="Arial"/>
+          <w:sz w:val="24"/>
+          <w:szCs w:val="24"/>
+          <w:u w:val="single"/>
+        </w:rPr>
+        <w:t>{{ departamento }}</w:t>
       </w:r>
       <w:r>
         <w:rPr>
@@ -621,23 +856,115 @@
           <w:sz w:val="24"/>
           <w:szCs w:val="24"/>
         </w:rPr>
-        <w:t>urante el periodo comprendido entre: ___</w:t>
-      </w:r>
-      <w:r>
-        <w:rPr>
-          <w:rFonts w:ascii="Arial" w:hAnsi="Arial" w:cs="Arial"/>
-          <w:sz w:val="24"/>
-          <w:szCs w:val="24"/>
-        </w:rPr>
-        <w:t>____ hasta el ________, donde e</w:t>
-      </w:r>
-      <w:r>
-        <w:rPr>
-          <w:rFonts w:ascii="Arial" w:hAnsi="Arial" w:cs="Arial"/>
-          <w:sz w:val="24"/>
-          <w:szCs w:val="24"/>
-        </w:rPr>
-        <w:t xml:space="preserve">l Tutor Empresarial designado para el acompañamiento de dicho pasante es:_________________________________, </w:t>
+        <w:t xml:space="preserve">urante el periodo comprendido entre: </w:t>
+      </w:r>
+      <w:r>
+        <w:rPr>
+          <w:rFonts w:ascii="Arial" w:hAnsi="Arial" w:cs="Arial"/>
+          <w:sz w:val="24"/>
+          <w:szCs w:val="24"/>
+          <w:u w:val="single"/>
+        </w:rPr>
+        <w:t>{{ inicio }}</w:t>
+      </w:r>
+      <w:r>
+        <w:rPr>
+          <w:rFonts w:ascii="Arial" w:hAnsi="Arial" w:cs="Arial"/>
+          <w:sz w:val="24"/>
+          <w:szCs w:val="24"/>
+        </w:rPr>
+        <w:t xml:space="preserve"> </w:t>
+      </w:r>
+      <w:r>
+        <w:rPr>
+          <w:rFonts w:ascii="Arial" w:hAnsi="Arial" w:cs="Arial"/>
+          <w:sz w:val="24"/>
+          <w:szCs w:val="24"/>
+        </w:rPr>
+        <w:t xml:space="preserve">hasta el </w:t>
+      </w:r>
+      <w:r>
+        <w:rPr>
+          <w:rFonts w:ascii="Arial" w:hAnsi="Arial" w:cs="Arial"/>
+          <w:sz w:val="24"/>
+          <w:szCs w:val="24"/>
+        </w:rPr>
+        <w:t>{{ final }}</w:t>
+      </w:r>
+      <w:r>
+        <w:rPr>
+          <w:rFonts w:ascii="Arial" w:hAnsi="Arial" w:cs="Arial"/>
+          <w:sz w:val="24"/>
+          <w:szCs w:val="24"/>
+        </w:rPr>
+        <w:t>, donde e</w:t>
+      </w:r>
+      <w:r>
+        <w:rPr>
+          <w:rFonts w:ascii="Arial" w:hAnsi="Arial" w:cs="Arial"/>
+          <w:sz w:val="24"/>
+          <w:szCs w:val="24"/>
+        </w:rPr>
+        <w:t>l Tutor Empresarial designado para el acompañamiento de dicho pasante es:</w:t>
+      </w:r>
+      <w:r>
+        <w:rPr>
+          <w:rFonts w:ascii="Arial" w:hAnsi="Arial" w:cs="Arial"/>
+          <w:sz w:val="24"/>
+          <w:szCs w:val="24"/>
+          <w:u w:val="single"/>
+        </w:rPr>
+        <w:t xml:space="preserve">{{ </w:t>
+      </w:r>
+      <w:proofErr w:type="spellStart"/>
+      <w:r>
+        <w:rPr>
+          <w:rFonts w:ascii="Arial" w:hAnsi="Arial" w:cs="Arial"/>
+          <w:sz w:val="24"/>
+          <w:szCs w:val="24"/>
+          <w:u w:val="single"/>
+        </w:rPr>
+        <w:t>tutor_empresarial</w:t>
+      </w:r>
+      <w:bookmarkStart w:id="0" w:name="_GoBack"/>
+      <w:bookmarkEnd w:id="0"/>
+      <w:proofErr w:type="spellEnd"/>
+      <w:r>
+        <w:rPr>
+          <w:rFonts w:ascii="Arial" w:hAnsi="Arial" w:cs="Arial"/>
+          <w:sz w:val="24"/>
+          <w:szCs w:val="24"/>
+          <w:u w:val="single"/>
+        </w:rPr>
+        <w:t xml:space="preserve"> | completo | </w:t>
+      </w:r>
+      <w:proofErr w:type="spellStart"/>
+      <w:r>
+        <w:rPr>
+          <w:rFonts w:ascii="Arial" w:hAnsi="Arial" w:cs="Arial"/>
+          <w:sz w:val="24"/>
+          <w:szCs w:val="24"/>
+          <w:u w:val="single"/>
+        </w:rPr>
+        <w:t>capitalize</w:t>
+      </w:r>
+      <w:proofErr w:type="spellEnd"/>
+      <w:r>
+        <w:rPr>
+          <w:rFonts w:ascii="Arial" w:hAnsi="Arial" w:cs="Arial"/>
+          <w:sz w:val="24"/>
+          <w:szCs w:val="24"/>
+          <w:u w:val="single"/>
+        </w:rPr>
+        <w:t xml:space="preserve"> }}</w:t>
+      </w:r>
+      <w:r>
+        <w:rPr>
+          <w:rFonts w:ascii="Arial" w:hAnsi="Arial" w:cs="Arial"/>
+          <w:sz w:val="24"/>
+          <w:szCs w:val="24"/>
+        </w:rPr>
+        <w:t xml:space="preserve">, </w:t>
       </w:r>
       <w:r>
         <w:rPr>
@@ -653,7 +980,52 @@
           <w:sz w:val="24"/>
           <w:szCs w:val="24"/>
         </w:rPr>
-        <w:t xml:space="preserve"> ocupa el cargo de:_______________________________.</w:t>
+        <w:t xml:space="preserve"> ocupa el cargo de</w:t>
+      </w:r>
+      <w:r>
+        <w:rPr>
+          <w:rFonts w:ascii="Arial" w:hAnsi="Arial" w:cs="Arial"/>
+          <w:sz w:val="24"/>
+          <w:szCs w:val="24"/>
+        </w:rPr>
+        <w:t xml:space="preserve">: </w:t>
+      </w:r>
+      <w:r>
+        <w:rPr>
+          <w:rFonts w:ascii="Arial" w:hAnsi="Arial" w:cs="Arial"/>
+          <w:sz w:val="24"/>
+          <w:szCs w:val="24"/>
+          <w:u w:val="single"/>
+        </w:rPr>
+        <w:t xml:space="preserve">{{ </w:t>
+      </w:r>
+      <w:proofErr w:type="spellStart"/>
+      <w:r>
+        <w:rPr>
+          <w:rFonts w:ascii="Arial" w:hAnsi="Arial" w:cs="Arial"/>
+          <w:sz w:val="24"/>
+          <w:szCs w:val="24"/>
+          <w:u w:val="single"/>
+        </w:rPr>
+        <w:t>tutor_empresarial.cargo</w:t>
+      </w:r>
+      <w:proofErr w:type="spellEnd"/>
+      <w:r>
+        <w:rPr>
+          <w:rFonts w:ascii="Arial" w:hAnsi="Arial" w:cs="Arial"/>
+          <w:sz w:val="24"/>
+          <w:szCs w:val="24"/>
+          <w:u w:val="single"/>
+        </w:rPr>
+        <w:t xml:space="preserve"> }}</w:t>
+      </w:r>
+      <w:r>
+        <w:rPr>
+          <w:rFonts w:ascii="Arial" w:hAnsi="Arial" w:cs="Arial"/>
+          <w:sz w:val="24"/>
+          <w:szCs w:val="24"/>
+        </w:rPr>
+        <w:t>.</w:t>
       </w:r>
     </w:p>
     <w:p>
@@ -772,6 +1144,50 @@
         </w:rPr>
         <w:t>Nombre:</w:t>
       </w:r>
+      <w:r>
+        <w:rPr>
+          <w:rFonts w:ascii="Arial" w:hAnsi="Arial" w:cs="Arial"/>
+          <w:sz w:val="24"/>
+          <w:szCs w:val="24"/>
+        </w:rPr>
+        <w:t xml:space="preserve"> </w:t>
+      </w:r>
+      <w:proofErr w:type="gramStart"/>
+      <w:r>
+        <w:rPr>
+          <w:rFonts w:ascii="Arial" w:hAnsi="Arial" w:cs="Arial"/>
+          <w:sz w:val="24"/>
+          <w:szCs w:val="24"/>
+        </w:rPr>
+        <w:t xml:space="preserve">{{ </w:t>
+      </w:r>
+      <w:proofErr w:type="spellStart"/>
+      <w:r>
+        <w:rPr>
+          <w:rFonts w:ascii="Arial" w:hAnsi="Arial" w:cs="Arial"/>
+          <w:sz w:val="24"/>
+          <w:szCs w:val="24"/>
+        </w:rPr>
+        <w:t>jefe</w:t>
+      </w:r>
+      <w:proofErr w:type="gramEnd"/>
+      <w:r>
+        <w:rPr>
+          <w:rFonts w:ascii="Arial" w:hAnsi="Arial" w:cs="Arial"/>
+          <w:sz w:val="24"/>
+          <w:szCs w:val="24"/>
+        </w:rPr>
+        <w:t>_empresa</w:t>
+      </w:r>
+      <w:proofErr w:type="spellEnd"/>
+      <w:r>
+        <w:rPr>
+          <w:rFonts w:ascii="Arial" w:hAnsi="Arial" w:cs="Arial"/>
+          <w:sz w:val="24"/>
+          <w:szCs w:val="24"/>
+        </w:rPr>
+        <w:t xml:space="preserve"> }}</w:t>
+      </w:r>
     </w:p>
     <w:p>
       <w:pPr>
@@ -805,6 +1221,42 @@
           <w:szCs w:val="24"/>
         </w:rPr>
         <w:t xml:space="preserve"> </w:t>
+      </w:r>
+      <w:proofErr w:type="gramStart"/>
+      <w:r>
+        <w:rPr>
+          <w:rFonts w:ascii="Arial" w:hAnsi="Arial" w:cs="Arial"/>
+          <w:sz w:val="24"/>
+          <w:szCs w:val="24"/>
+        </w:rPr>
+        <w:t xml:space="preserve">{{ </w:t>
+      </w:r>
+      <w:proofErr w:type="spellStart"/>
+      <w:r>
+        <w:rPr>
+          <w:rFonts w:ascii="Arial" w:hAnsi="Arial" w:cs="Arial"/>
+          <w:sz w:val="24"/>
+          <w:szCs w:val="24"/>
+        </w:rPr>
+        <w:t>jefe</w:t>
+      </w:r>
+      <w:proofErr w:type="gramEnd"/>
+      <w:r>
+        <w:rPr>
+          <w:rFonts w:ascii="Arial" w:hAnsi="Arial" w:cs="Arial"/>
+          <w:sz w:val="24"/>
+          <w:szCs w:val="24"/>
+        </w:rPr>
+        <w:t>_empresa_cargo</w:t>
+      </w:r>
+      <w:proofErr w:type="spellEnd"/>
+      <w:r>
+        <w:rPr>
+          <w:rFonts w:ascii="Arial" w:hAnsi="Arial" w:cs="Arial"/>
+          <w:sz w:val="24"/>
+          <w:szCs w:val="24"/>
+        </w:rPr>
+        <w:t xml:space="preserve"> }}</w:t>
       </w:r>
     </w:p>
     <w:sectPr>
@@ -818,7 +1270,7 @@
 </file>
 
 <file path=word/styles.xml><?xml version="1.0" encoding="utf-8"?>
-<w:styles xmlns:mc="http://schemas.openxmlformats.org/markup-compatibility/2006" xmlns:r="http://schemas.openxmlformats.org/officeDocument/2006/relationships" xmlns:w="http://schemas.openxmlformats.org/wordprocessingml/2006/main" xmlns:w14="http://schemas.microsoft.com/office/word/2010/wordml" xmlns:w15="http://schemas.microsoft.com/office/word/2012/wordml" mc:Ignorable="w14 w15">
+<w:styles xmlns:mc="http://schemas.openxmlformats.org/markup-compatibility/2006" xmlns:r="http://schemas.openxmlformats.org/officeDocument/2006/relationships" xmlns:w="http://schemas.openxmlformats.org/wordprocessingml/2006/main" xmlns:w14="http://schemas.microsoft.com/office/word/2010/wordml" xmlns:w15="http://schemas.microsoft.com/office/word/2012/wordml" xmlns:w16se="http://schemas.microsoft.com/office/word/2015/wordml/symex" mc:Ignorable="w14 w15 w16se">
   <w:docDefaults>
     <w:rPrDefault>
       <w:rPr>

--- a/formatos/2.CARTA ACEPTACION DEL PASANTE.docx
+++ b/formatos/2.CARTA ACEPTACION DEL PASANTE.docx
@@ -1,6 +1,6 @@
 
 <file path=word/document.xml><?xml version="1.0" encoding="utf-8"?>
-<w:document xmlns:wpc="http://schemas.microsoft.com/office/word/2010/wordprocessingCanvas" xmlns:cx="http://schemas.microsoft.com/office/drawing/2014/chartex" xmlns:mc="http://schemas.openxmlformats.org/markup-compatibility/2006" xmlns:o="urn:schemas-microsoft-com:office:office" xmlns:r="http://schemas.openxmlformats.org/officeDocument/2006/relationships" xmlns:m="http://schemas.openxmlformats.org/officeDocument/2006/math" xmlns:v="urn:schemas-microsoft-com:vml" xmlns:wp14="http://schemas.microsoft.com/office/word/2010/wordprocessingDrawing" xmlns:wp="http://schemas.openxmlformats.org/drawingml/2006/wordprocessingDrawing" xmlns:w10="urn:schemas-microsoft-com:office:word" xmlns:w="http://schemas.openxmlformats.org/wordprocessingml/2006/main" xmlns:w14="http://schemas.microsoft.com/office/word/2010/wordml" xmlns:w15="http://schemas.microsoft.com/office/word/2012/wordml" xmlns:w16se="http://schemas.microsoft.com/office/word/2015/wordml/symex" xmlns:wpg="http://schemas.microsoft.com/office/word/2010/wordprocessingGroup" xmlns:wpi="http://schemas.microsoft.com/office/word/2010/wordprocessingInk" xmlns:wne="http://schemas.microsoft.com/office/word/2006/wordml" xmlns:wps="http://schemas.microsoft.com/office/word/2010/wordprocessingShape" mc:Ignorable="w14 w15 w16se wp14">
+<w:document xmlns:wpc="http://schemas.microsoft.com/office/word/2010/wordprocessingCanvas" xmlns:cx="http://schemas.microsoft.com/office/drawing/2014/chartex" xmlns:cx1="http://schemas.microsoft.com/office/drawing/2015/9/8/chartex" xmlns:cx2="http://schemas.microsoft.com/office/drawing/2015/10/21/chartex" xmlns:cx3="http://schemas.microsoft.com/office/drawing/2016/5/9/chartex" xmlns:cx4="http://schemas.microsoft.com/office/drawing/2016/5/10/chartex" xmlns:cx5="http://schemas.microsoft.com/office/drawing/2016/5/11/chartex" xmlns:cx6="http://schemas.microsoft.com/office/drawing/2016/5/12/chartex" xmlns:cx7="http://schemas.microsoft.com/office/drawing/2016/5/13/chartex" xmlns:cx8="http://schemas.microsoft.com/office/drawing/2016/5/14/chartex" xmlns:mc="http://schemas.openxmlformats.org/markup-compatibility/2006" xmlns:aink="http://schemas.microsoft.com/office/drawing/2016/ink" xmlns:am3d="http://schemas.microsoft.com/office/drawing/2017/model3d" xmlns:o="urn:schemas-microsoft-com:office:office" xmlns:r="http://schemas.openxmlformats.org/officeDocument/2006/relationships" xmlns:m="http://schemas.openxmlformats.org/officeDocument/2006/math" xmlns:v="urn:schemas-microsoft-com:vml" xmlns:wp14="http://schemas.microsoft.com/office/word/2010/wordprocessingDrawing" xmlns:wp="http://schemas.openxmlformats.org/drawingml/2006/wordprocessingDrawing" xmlns:w10="urn:schemas-microsoft-com:office:word" xmlns:w="http://schemas.openxmlformats.org/wordprocessingml/2006/main" xmlns:w14="http://schemas.microsoft.com/office/word/2010/wordml" xmlns:w15="http://schemas.microsoft.com/office/word/2012/wordml" xmlns:w16cex="http://schemas.microsoft.com/office/word/2018/wordml/cex" xmlns:w16cid="http://schemas.microsoft.com/office/word/2016/wordml/cid" xmlns:w16="http://schemas.microsoft.com/office/word/2018/wordml" xmlns:w16sdtdh="http://schemas.microsoft.com/office/word/2020/wordml/sdtdatahash" xmlns:w16se="http://schemas.microsoft.com/office/word/2015/wordml/symex" xmlns:wpg="http://schemas.microsoft.com/office/word/2010/wordprocessingGroup" xmlns:wpi="http://schemas.microsoft.com/office/word/2010/wordprocessingInk" xmlns:wne="http://schemas.microsoft.com/office/word/2006/wordml" xmlns:wps="http://schemas.microsoft.com/office/word/2010/wordprocessingShape" mc:Ignorable="w14 w15 w16se w16cid w16 w16cex w16sdtdh wp14">
   <w:body>
     <w:p>
       <w:pPr>
@@ -26,7 +26,7 @@
         <mc:AlternateContent>
           <mc:Choice Requires="wps">
             <w:drawing>
-              <wp:anchor distT="0" distB="0" distL="114300" distR="114300" simplePos="0" relativeHeight="251658240" behindDoc="0" locked="0" layoutInCell="1" allowOverlap="1">
+              <wp:anchor distT="0" distB="0" distL="114300" distR="114300" simplePos="0" relativeHeight="251658240" behindDoc="0" locked="0" layoutInCell="1" allowOverlap="1" wp14:anchorId="7563521E" wp14:editId="7E52395D">
                 <wp:simplePos x="0" y="0"/>
                 <wp:positionH relativeFrom="column">
                   <wp:posOffset>4625340</wp:posOffset>
@@ -102,11 +102,11 @@
           </mc:Choice>
           <mc:Fallback>
             <w:pict>
-              <v:shapetype id="_x0000_t202" coordsize="21600,21600" o:spt="202" path="m,l,21600r21600,l21600,xe">
+              <v:shapetype w14:anchorId="7563521E" id="_x0000_t202" coordsize="21600,21600" o:spt="202" path="m,l,21600r21600,l21600,xe">
                 <v:stroke joinstyle="miter"/>
                 <v:path gradientshapeok="t" o:connecttype="rect"/>
               </v:shapetype>
-              <v:shape id="Text Box 2" o:spid="_x0000_s1026" type="#_x0000_t202" style="position:absolute;left:0;text-align:left;margin-left:364.2pt;margin-top:-37.1pt;width:117pt;height:29.25pt;z-index:251658240;visibility:visible;mso-wrap-style:square;mso-width-percent:0;mso-height-percent:0;mso-wrap-distance-left:9pt;mso-wrap-distance-top:0;mso-wrap-distance-right:9pt;mso-wrap-distance-bottom:0;mso-position-horizontal:absolute;mso-position-horizontal-relative:text;mso-position-vertical:absolute;mso-position-vertical-relative:text;mso-width-percent:0;mso-height-percent:0;mso-width-relative:margin;mso-height-relative:margin;v-text-anchor:top" o:gfxdata="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" stroked="f">
+              <v:shape id="Text Box 2" o:spid="_x0000_s1026" type="#_x0000_t202" style="position:absolute;left:0;text-align:left;margin-left:364.2pt;margin-top:-37.1pt;width:117pt;height:29.25pt;z-index:251658240;visibility:visible;mso-wrap-style:square;mso-width-percent:0;mso-height-percent:0;mso-wrap-distance-left:9pt;mso-wrap-distance-top:0;mso-wrap-distance-right:9pt;mso-wrap-distance-bottom:0;mso-position-horizontal:absolute;mso-position-horizontal-relative:text;mso-position-vertical:absolute;mso-position-vertical-relative:text;mso-width-percent:0;mso-height-percent:0;mso-width-relative:margin;mso-height-relative:margin;v-text-anchor:top" o:gfxdata="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" stroked="f">
                 <v:textbox>
                   <w:txbxContent>
                     <w:p>
@@ -344,7 +344,6 @@
         </w:rPr>
         <w:t xml:space="preserve">Atención: </w:t>
       </w:r>
-      <w:proofErr w:type="gramStart"/>
       <w:r>
         <w:rPr>
           <w:rFonts w:ascii="Arial" w:hAnsi="Arial" w:cs="Arial"/>
@@ -353,9 +352,8 @@
           <w:sz w:val="24"/>
           <w:szCs w:val="24"/>
         </w:rPr>
-        <w:t xml:space="preserve">{{ </w:t>
-      </w:r>
-      <w:proofErr w:type="spellStart"/>
+        <w:t>{{</w:t>
+      </w:r>
       <w:r>
         <w:rPr>
           <w:rFonts w:ascii="Arial" w:hAnsi="Arial" w:cs="Arial"/>
@@ -364,9 +362,8 @@
           <w:sz w:val="24"/>
           <w:szCs w:val="24"/>
         </w:rPr>
-        <w:t>jefe</w:t>
-      </w:r>
-      <w:proofErr w:type="gramEnd"/>
+        <w:t>autoridad_firmante_1</w:t>
+      </w:r>
       <w:r>
         <w:rPr>
           <w:rFonts w:ascii="Arial" w:hAnsi="Arial" w:cs="Arial"/>
@@ -375,18 +372,7 @@
           <w:sz w:val="24"/>
           <w:szCs w:val="24"/>
         </w:rPr>
-        <w:t>_departamento</w:t>
-      </w:r>
-      <w:proofErr w:type="spellEnd"/>
-      <w:r>
-        <w:rPr>
-          <w:rFonts w:ascii="Arial" w:hAnsi="Arial" w:cs="Arial"/>
-          <w:b/>
-          <w:color w:val="000000" w:themeColor="text1"/>
-          <w:sz w:val="24"/>
-          <w:szCs w:val="24"/>
-        </w:rPr>
-        <w:t xml:space="preserve"> }}</w:t>
+        <w:t>}}</w:t>
       </w:r>
       <w:r>
         <w:rPr>
@@ -436,34 +422,25 @@
           <w:sz w:val="24"/>
           <w:szCs w:val="24"/>
         </w:rPr>
-        <w:t>Jefe</w:t>
-      </w:r>
-      <w:r>
-        <w:rPr>
-          <w:rFonts w:ascii="Arial" w:hAnsi="Arial" w:cs="Arial"/>
-          <w:b/>
-          <w:sz w:val="24"/>
-          <w:szCs w:val="24"/>
-        </w:rPr>
-        <w:t xml:space="preserve"> de</w:t>
-      </w:r>
-      <w:r>
-        <w:rPr>
-          <w:rFonts w:ascii="Arial" w:hAnsi="Arial" w:cs="Arial"/>
-          <w:b/>
-          <w:sz w:val="24"/>
-          <w:szCs w:val="24"/>
-        </w:rPr>
-        <w:t xml:space="preserve">l Departamento de </w:t>
-      </w:r>
-      <w:r>
-        <w:rPr>
-          <w:rFonts w:ascii="Arial" w:hAnsi="Arial" w:cs="Arial"/>
-          <w:b/>
-          <w:sz w:val="24"/>
-          <w:szCs w:val="24"/>
-        </w:rPr>
-        <w:t>Pasantías</w:t>
+        <w:t>{{</w:t>
+      </w:r>
+      <w:r>
+        <w:rPr>
+          <w:rFonts w:ascii="Arial" w:hAnsi="Arial" w:cs="Arial"/>
+          <w:b/>
+          <w:sz w:val="24"/>
+          <w:szCs w:val="24"/>
+        </w:rPr>
+        <w:t>cargo_autoridad_firmante_1</w:t>
+      </w:r>
+      <w:r>
+        <w:rPr>
+          <w:rFonts w:ascii="Arial" w:hAnsi="Arial" w:cs="Arial"/>
+          <w:b/>
+          <w:sz w:val="24"/>
+          <w:szCs w:val="24"/>
+        </w:rPr>
+        <w:t>}}</w:t>
       </w:r>
       <w:r>
         <w:rPr>
@@ -632,25 +609,7 @@
           <w:sz w:val="24"/>
           <w:szCs w:val="24"/>
         </w:rPr>
-        <w:t xml:space="preserve">V- {{ </w:t>
-      </w:r>
-      <w:proofErr w:type="spellStart"/>
-      <w:r>
-        <w:rPr>
-          <w:rFonts w:ascii="Arial" w:hAnsi="Arial" w:cs="Arial"/>
-          <w:sz w:val="24"/>
-          <w:szCs w:val="24"/>
-        </w:rPr>
-        <w:t>estudiante.cedula</w:t>
-      </w:r>
-      <w:proofErr w:type="spellEnd"/>
-      <w:r>
-        <w:rPr>
-          <w:rFonts w:ascii="Arial" w:hAnsi="Arial" w:cs="Arial"/>
-          <w:sz w:val="24"/>
-          <w:szCs w:val="24"/>
-        </w:rPr>
-        <w:t xml:space="preserve"> | miles}}</w:t>
+        <w:t>V- {{ estudiante.cedula | miles}}</w:t>
       </w:r>
       <w:r>
         <w:rPr>
@@ -691,32 +650,113 @@
           <w:u w:val="single"/>
           <w:lang w:val="es-MX"/>
         </w:rPr>
-        <w:t xml:space="preserve">{{ semestre | romanos | </w:t>
-      </w:r>
-      <w:proofErr w:type="spellStart"/>
-      <w:r>
-        <w:rPr>
-          <w:rFonts w:ascii="Arial" w:hAnsi="Arial" w:cs="Arial"/>
-          <w:sz w:val="24"/>
+        <w:t>{{ semestre | romanos | upper }}</w:t>
+      </w:r>
+      <w:r>
+        <w:rPr>
+          <w:rFonts w:ascii="Arial" w:hAnsi="Arial" w:cs="Arial"/>
+          <w:sz w:val="28"/>
+          <w:szCs w:val="24"/>
+        </w:rPr>
+        <w:t xml:space="preserve"> </w:t>
+      </w:r>
+      <w:r>
+        <w:rPr>
+          <w:rFonts w:ascii="Arial" w:hAnsi="Arial" w:cs="Arial"/>
+          <w:sz w:val="24"/>
+          <w:szCs w:val="24"/>
+        </w:rPr>
+        <w:t xml:space="preserve">Semestre de </w:t>
+      </w:r>
+      <w:r>
+        <w:rPr>
+          <w:rFonts w:ascii="Arial" w:hAnsi="Arial" w:cs="Arial"/>
+          <w:sz w:val="24"/>
+          <w:szCs w:val="24"/>
+        </w:rPr>
+        <w:t xml:space="preserve"> la</w:t>
+      </w:r>
+      <w:r>
+        <w:rPr>
+          <w:rFonts w:ascii="Arial" w:hAnsi="Arial" w:cs="Arial"/>
+          <w:sz w:val="24"/>
+          <w:szCs w:val="24"/>
+        </w:rPr>
+        <w:t xml:space="preserve"> carrera:</w:t>
+      </w:r>
+      <w:r>
+        <w:t xml:space="preserve"> </w:t>
+      </w:r>
+      <w:r>
+        <w:rPr>
+          <w:rFonts w:ascii="Arial" w:hAnsi="Arial" w:cs="Arial"/>
+          <w:sz w:val="24"/>
+          <w:szCs w:val="24"/>
           <w:u w:val="single"/>
-          <w:lang w:val="es-MX"/>
-        </w:rPr>
-        <w:t>upper</w:t>
-      </w:r>
-      <w:proofErr w:type="spellEnd"/>
-      <w:r>
-        <w:rPr>
-          <w:rFonts w:ascii="Arial" w:hAnsi="Arial" w:cs="Arial"/>
-          <w:sz w:val="24"/>
+        </w:rPr>
+        <w:t>{{ carrera | upper }}</w:t>
+      </w:r>
+      <w:r>
+        <w:rPr>
+          <w:rFonts w:ascii="Arial" w:hAnsi="Arial" w:cs="Arial"/>
+          <w:sz w:val="24"/>
+          <w:szCs w:val="24"/>
+        </w:rPr>
+        <w:t xml:space="preserve">, </w:t>
+      </w:r>
+      <w:r>
+        <w:rPr>
+          <w:rFonts w:ascii="Arial" w:hAnsi="Arial" w:cs="Arial"/>
+          <w:sz w:val="24"/>
+          <w:szCs w:val="24"/>
+        </w:rPr>
+        <w:t xml:space="preserve"> </w:t>
+      </w:r>
+      <w:r>
+        <w:rPr>
+          <w:rFonts w:ascii="Arial" w:hAnsi="Arial" w:cs="Arial"/>
+          <w:sz w:val="24"/>
+          <w:szCs w:val="24"/>
+        </w:rPr>
+        <w:t>q</w:t>
+      </w:r>
+      <w:r>
+        <w:rPr>
+          <w:rFonts w:ascii="Arial" w:hAnsi="Arial" w:cs="Arial"/>
+          <w:sz w:val="24"/>
+          <w:szCs w:val="24"/>
+        </w:rPr>
+        <w:t xml:space="preserve">uien </w:t>
+      </w:r>
+      <w:r>
+        <w:rPr>
+          <w:rFonts w:ascii="Arial" w:hAnsi="Arial" w:cs="Arial"/>
+          <w:sz w:val="24"/>
+          <w:szCs w:val="24"/>
+        </w:rPr>
+        <w:t>se desempeñará en e</w:t>
+      </w:r>
+      <w:r>
+        <w:rPr>
+          <w:rFonts w:ascii="Arial" w:hAnsi="Arial" w:cs="Arial"/>
+          <w:sz w:val="24"/>
+          <w:szCs w:val="24"/>
+        </w:rPr>
+        <w:t xml:space="preserve">l departamento: </w:t>
+      </w:r>
+      <w:r>
+        <w:rPr>
+          <w:rFonts w:ascii="Arial" w:hAnsi="Arial" w:cs="Arial"/>
+          <w:sz w:val="24"/>
+          <w:szCs w:val="24"/>
           <w:u w:val="single"/>
-          <w:lang w:val="es-MX"/>
-        </w:rPr>
-        <w:t xml:space="preserve"> }}</w:t>
-      </w:r>
-      <w:r>
-        <w:rPr>
-          <w:rFonts w:ascii="Arial" w:hAnsi="Arial" w:cs="Arial"/>
-          <w:sz w:val="28"/>
+        </w:rPr>
+        <w:t>{{ departamento }}</w:t>
+      </w:r>
+      <w:r>
+        <w:rPr>
+          <w:rFonts w:ascii="Arial" w:hAnsi="Arial" w:cs="Arial"/>
+          <w:sz w:val="24"/>
           <w:szCs w:val="24"/>
         </w:rPr>
         <w:t xml:space="preserve"> </w:t>
@@ -727,25 +767,31 @@
           <w:sz w:val="24"/>
           <w:szCs w:val="24"/>
         </w:rPr>
-        <w:t xml:space="preserve">Semestre de </w:t>
-      </w:r>
-      <w:r>
-        <w:rPr>
-          <w:rFonts w:ascii="Arial" w:hAnsi="Arial" w:cs="Arial"/>
-          <w:sz w:val="24"/>
-          <w:szCs w:val="24"/>
-        </w:rPr>
-        <w:t xml:space="preserve"> la</w:t>
-      </w:r>
-      <w:r>
-        <w:rPr>
-          <w:rFonts w:ascii="Arial" w:hAnsi="Arial" w:cs="Arial"/>
-          <w:sz w:val="24"/>
-          <w:szCs w:val="24"/>
-        </w:rPr>
-        <w:t xml:space="preserve"> carrera:</w:t>
-      </w:r>
-      <w:r>
+        <w:t>d</w:t>
+      </w:r>
+      <w:r>
+        <w:rPr>
+          <w:rFonts w:ascii="Arial" w:hAnsi="Arial" w:cs="Arial"/>
+          <w:sz w:val="24"/>
+          <w:szCs w:val="24"/>
+        </w:rPr>
+        <w:t xml:space="preserve">urante el periodo comprendido entre: </w:t>
+      </w:r>
+      <w:r>
+        <w:rPr>
+          <w:rFonts w:ascii="Arial" w:hAnsi="Arial" w:cs="Arial"/>
+          <w:sz w:val="24"/>
+          <w:szCs w:val="24"/>
+          <w:u w:val="single"/>
+        </w:rPr>
+        <w:t>{{ inicio }}</w:t>
+      </w:r>
+      <w:r>
+        <w:rPr>
+          <w:rFonts w:ascii="Arial" w:hAnsi="Arial" w:cs="Arial"/>
+          <w:sz w:val="24"/>
+          <w:szCs w:val="24"/>
+        </w:rPr>
         <w:t xml:space="preserve"> </w:t>
       </w:r>
       <w:r>
@@ -753,11 +799,42 @@
           <w:rFonts w:ascii="Arial" w:hAnsi="Arial" w:cs="Arial"/>
           <w:sz w:val="24"/>
           <w:szCs w:val="24"/>
+        </w:rPr>
+        <w:t xml:space="preserve">hasta el </w:t>
+      </w:r>
+      <w:r>
+        <w:rPr>
+          <w:rFonts w:ascii="Arial" w:hAnsi="Arial" w:cs="Arial"/>
+          <w:sz w:val="24"/>
+          <w:szCs w:val="24"/>
+        </w:rPr>
+        <w:t>{{ final }}</w:t>
+      </w:r>
+      <w:r>
+        <w:rPr>
+          <w:rFonts w:ascii="Arial" w:hAnsi="Arial" w:cs="Arial"/>
+          <w:sz w:val="24"/>
+          <w:szCs w:val="24"/>
+        </w:rPr>
+        <w:t>, donde e</w:t>
+      </w:r>
+      <w:r>
+        <w:rPr>
+          <w:rFonts w:ascii="Arial" w:hAnsi="Arial" w:cs="Arial"/>
+          <w:sz w:val="24"/>
+          <w:szCs w:val="24"/>
+        </w:rPr>
+        <w:t>l Tutor Empresarial designado para el acompañamiento de dicho pasante es:</w:t>
+      </w:r>
+      <w:r>
+        <w:rPr>
+          <w:rFonts w:ascii="Arial" w:hAnsi="Arial" w:cs="Arial"/>
+          <w:sz w:val="24"/>
+          <w:szCs w:val="24"/>
           <w:u w:val="single"/>
         </w:rPr>
-        <w:t xml:space="preserve">{{ carrera | </w:t>
-      </w:r>
-      <w:proofErr w:type="spellStart"/>
+        <w:t xml:space="preserve">{{ </w:t>
+      </w:r>
       <w:r>
         <w:rPr>
           <w:rFonts w:ascii="Arial" w:hAnsi="Arial" w:cs="Arial"/>
@@ -765,9 +842,8 @@
           <w:szCs w:val="24"/>
           <w:u w:val="single"/>
         </w:rPr>
-        <w:t>upper</w:t>
-      </w:r>
-      <w:proofErr w:type="spellEnd"/>
+        <w:t>tutor_empresarial</w:t>
+      </w:r>
       <w:r>
         <w:rPr>
           <w:rFonts w:ascii="Arial" w:hAnsi="Arial" w:cs="Arial"/>
@@ -775,7 +851,7 @@
           <w:szCs w:val="24"/>
           <w:u w:val="single"/>
         </w:rPr>
-        <w:t xml:space="preserve"> }}</w:t>
+        <w:t xml:space="preserve"> | completo | capitalize }}</w:t>
       </w:r>
       <w:r>
         <w:rPr>
@@ -791,39 +867,23 @@
           <w:sz w:val="24"/>
           <w:szCs w:val="24"/>
         </w:rPr>
-        <w:t xml:space="preserve"> </w:t>
-      </w:r>
-      <w:r>
-        <w:rPr>
-          <w:rFonts w:ascii="Arial" w:hAnsi="Arial" w:cs="Arial"/>
-          <w:sz w:val="24"/>
-          <w:szCs w:val="24"/>
-        </w:rPr>
-        <w:t>q</w:t>
-      </w:r>
-      <w:r>
-        <w:rPr>
-          <w:rFonts w:ascii="Arial" w:hAnsi="Arial" w:cs="Arial"/>
-          <w:sz w:val="24"/>
-          <w:szCs w:val="24"/>
-        </w:rPr>
-        <w:t xml:space="preserve">uien </w:t>
-      </w:r>
-      <w:r>
-        <w:rPr>
-          <w:rFonts w:ascii="Arial" w:hAnsi="Arial" w:cs="Arial"/>
-          <w:sz w:val="24"/>
-          <w:szCs w:val="24"/>
-        </w:rPr>
-        <w:t>se desempeñará en e</w:t>
-      </w:r>
-      <w:r>
-        <w:rPr>
-          <w:rFonts w:ascii="Arial" w:hAnsi="Arial" w:cs="Arial"/>
-          <w:sz w:val="24"/>
-          <w:szCs w:val="24"/>
-        </w:rPr>
-        <w:t xml:space="preserve">l departamento: </w:t>
+        <w:t>el cual</w:t>
+      </w:r>
+      <w:r>
+        <w:rPr>
+          <w:rFonts w:ascii="Arial" w:hAnsi="Arial" w:cs="Arial"/>
+          <w:sz w:val="24"/>
+          <w:szCs w:val="24"/>
+        </w:rPr>
+        <w:t xml:space="preserve"> ocupa el cargo de</w:t>
+      </w:r>
+      <w:r>
+        <w:rPr>
+          <w:rFonts w:ascii="Arial" w:hAnsi="Arial" w:cs="Arial"/>
+          <w:sz w:val="24"/>
+          <w:szCs w:val="24"/>
+        </w:rPr>
+        <w:t xml:space="preserve">: </w:t>
       </w:r>
       <w:r>
         <w:rPr>
@@ -832,192 +892,7 @@
           <w:szCs w:val="24"/>
           <w:u w:val="single"/>
         </w:rPr>
-        <w:t>{{ departamento }}</w:t>
-      </w:r>
-      <w:r>
-        <w:rPr>
-          <w:rFonts w:ascii="Arial" w:hAnsi="Arial" w:cs="Arial"/>
-          <w:sz w:val="24"/>
-          <w:szCs w:val="24"/>
-        </w:rPr>
-        <w:t xml:space="preserve"> </w:t>
-      </w:r>
-      <w:r>
-        <w:rPr>
-          <w:rFonts w:ascii="Arial" w:hAnsi="Arial" w:cs="Arial"/>
-          <w:sz w:val="24"/>
-          <w:szCs w:val="24"/>
-        </w:rPr>
-        <w:t>d</w:t>
-      </w:r>
-      <w:r>
-        <w:rPr>
-          <w:rFonts w:ascii="Arial" w:hAnsi="Arial" w:cs="Arial"/>
-          <w:sz w:val="24"/>
-          <w:szCs w:val="24"/>
-        </w:rPr>
-        <w:t xml:space="preserve">urante el periodo comprendido entre: </w:t>
-      </w:r>
-      <w:r>
-        <w:rPr>
-          <w:rFonts w:ascii="Arial" w:hAnsi="Arial" w:cs="Arial"/>
-          <w:sz w:val="24"/>
-          <w:szCs w:val="24"/>
-          <w:u w:val="single"/>
-        </w:rPr>
-        <w:t>{{ inicio }}</w:t>
-      </w:r>
-      <w:r>
-        <w:rPr>
-          <w:rFonts w:ascii="Arial" w:hAnsi="Arial" w:cs="Arial"/>
-          <w:sz w:val="24"/>
-          <w:szCs w:val="24"/>
-        </w:rPr>
-        <w:t xml:space="preserve"> </w:t>
-      </w:r>
-      <w:r>
-        <w:rPr>
-          <w:rFonts w:ascii="Arial" w:hAnsi="Arial" w:cs="Arial"/>
-          <w:sz w:val="24"/>
-          <w:szCs w:val="24"/>
-        </w:rPr>
-        <w:t xml:space="preserve">hasta el </w:t>
-      </w:r>
-      <w:r>
-        <w:rPr>
-          <w:rFonts w:ascii="Arial" w:hAnsi="Arial" w:cs="Arial"/>
-          <w:sz w:val="24"/>
-          <w:szCs w:val="24"/>
-        </w:rPr>
-        <w:t>{{ final }}</w:t>
-      </w:r>
-      <w:r>
-        <w:rPr>
-          <w:rFonts w:ascii="Arial" w:hAnsi="Arial" w:cs="Arial"/>
-          <w:sz w:val="24"/>
-          <w:szCs w:val="24"/>
-        </w:rPr>
-        <w:t>, donde e</w:t>
-      </w:r>
-      <w:r>
-        <w:rPr>
-          <w:rFonts w:ascii="Arial" w:hAnsi="Arial" w:cs="Arial"/>
-          <w:sz w:val="24"/>
-          <w:szCs w:val="24"/>
-        </w:rPr>
-        <w:t>l Tutor Empresarial designado para el acompañamiento de dicho pasante es:</w:t>
-      </w:r>
-      <w:r>
-        <w:rPr>
-          <w:rFonts w:ascii="Arial" w:hAnsi="Arial" w:cs="Arial"/>
-          <w:sz w:val="24"/>
-          <w:szCs w:val="24"/>
-          <w:u w:val="single"/>
-        </w:rPr>
-        <w:t xml:space="preserve">{{ </w:t>
-      </w:r>
-      <w:proofErr w:type="spellStart"/>
-      <w:r>
-        <w:rPr>
-          <w:rFonts w:ascii="Arial" w:hAnsi="Arial" w:cs="Arial"/>
-          <w:sz w:val="24"/>
-          <w:szCs w:val="24"/>
-          <w:u w:val="single"/>
-        </w:rPr>
-        <w:t>tutor_empresarial</w:t>
-      </w:r>
-      <w:bookmarkStart w:id="0" w:name="_GoBack"/>
-      <w:bookmarkEnd w:id="0"/>
-      <w:proofErr w:type="spellEnd"/>
-      <w:r>
-        <w:rPr>
-          <w:rFonts w:ascii="Arial" w:hAnsi="Arial" w:cs="Arial"/>
-          <w:sz w:val="24"/>
-          <w:szCs w:val="24"/>
-          <w:u w:val="single"/>
-        </w:rPr>
-        <w:t xml:space="preserve"> | completo | </w:t>
-      </w:r>
-      <w:proofErr w:type="spellStart"/>
-      <w:r>
-        <w:rPr>
-          <w:rFonts w:ascii="Arial" w:hAnsi="Arial" w:cs="Arial"/>
-          <w:sz w:val="24"/>
-          <w:szCs w:val="24"/>
-          <w:u w:val="single"/>
-        </w:rPr>
-        <w:t>capitalize</w:t>
-      </w:r>
-      <w:proofErr w:type="spellEnd"/>
-      <w:r>
-        <w:rPr>
-          <w:rFonts w:ascii="Arial" w:hAnsi="Arial" w:cs="Arial"/>
-          <w:sz w:val="24"/>
-          <w:szCs w:val="24"/>
-          <w:u w:val="single"/>
-        </w:rPr>
-        <w:t xml:space="preserve"> }}</w:t>
-      </w:r>
-      <w:r>
-        <w:rPr>
-          <w:rFonts w:ascii="Arial" w:hAnsi="Arial" w:cs="Arial"/>
-          <w:sz w:val="24"/>
-          <w:szCs w:val="24"/>
-        </w:rPr>
-        <w:t xml:space="preserve">, </w:t>
-      </w:r>
-      <w:r>
-        <w:rPr>
-          <w:rFonts w:ascii="Arial" w:hAnsi="Arial" w:cs="Arial"/>
-          <w:sz w:val="24"/>
-          <w:szCs w:val="24"/>
-        </w:rPr>
-        <w:t>el cual</w:t>
-      </w:r>
-      <w:r>
-        <w:rPr>
-          <w:rFonts w:ascii="Arial" w:hAnsi="Arial" w:cs="Arial"/>
-          <w:sz w:val="24"/>
-          <w:szCs w:val="24"/>
-        </w:rPr>
-        <w:t xml:space="preserve"> ocupa el cargo de</w:t>
-      </w:r>
-      <w:r>
-        <w:rPr>
-          <w:rFonts w:ascii="Arial" w:hAnsi="Arial" w:cs="Arial"/>
-          <w:sz w:val="24"/>
-          <w:szCs w:val="24"/>
-        </w:rPr>
-        <w:t xml:space="preserve">: </w:t>
-      </w:r>
-      <w:r>
-        <w:rPr>
-          <w:rFonts w:ascii="Arial" w:hAnsi="Arial" w:cs="Arial"/>
-          <w:sz w:val="24"/>
-          <w:szCs w:val="24"/>
-          <w:u w:val="single"/>
-        </w:rPr>
-        <w:t xml:space="preserve">{{ </w:t>
-      </w:r>
-      <w:proofErr w:type="spellStart"/>
-      <w:r>
-        <w:rPr>
-          <w:rFonts w:ascii="Arial" w:hAnsi="Arial" w:cs="Arial"/>
-          <w:sz w:val="24"/>
-          <w:szCs w:val="24"/>
-          <w:u w:val="single"/>
-        </w:rPr>
-        <w:t>tutor_empresarial.cargo</w:t>
-      </w:r>
-      <w:proofErr w:type="spellEnd"/>
-      <w:r>
-        <w:rPr>
-          <w:rFonts w:ascii="Arial" w:hAnsi="Arial" w:cs="Arial"/>
-          <w:sz w:val="24"/>
-          <w:szCs w:val="24"/>
-          <w:u w:val="single"/>
-        </w:rPr>
-        <w:t xml:space="preserve"> }}</w:t>
+        <w:t>{{ tutor_empresarial.cargo }}</w:t>
       </w:r>
       <w:r>
         <w:rPr>
@@ -1150,113 +1025,81 @@
           <w:sz w:val="24"/>
           <w:szCs w:val="24"/>
         </w:rPr>
+        <w:t xml:space="preserve"> {{</w:t>
+      </w:r>
+      <w:r>
+        <w:rPr>
+          <w:rFonts w:ascii="Arial" w:hAnsi="Arial" w:cs="Arial"/>
+          <w:sz w:val="24"/>
+          <w:szCs w:val="24"/>
+        </w:rPr>
+        <w:t>autoridad_empresa</w:t>
+      </w:r>
+      <w:r>
+        <w:rPr>
+          <w:rFonts w:ascii="Arial" w:hAnsi="Arial" w:cs="Arial"/>
+          <w:sz w:val="24"/>
+          <w:szCs w:val="24"/>
+        </w:rPr>
+        <w:t>}}</w:t>
+      </w:r>
+    </w:p>
+    <w:p>
+      <w:pPr>
+        <w:jc w:val="center"/>
+        <w:rPr>
+          <w:rFonts w:ascii="Arial" w:hAnsi="Arial" w:cs="Arial"/>
+          <w:sz w:val="24"/>
+          <w:szCs w:val="24"/>
+        </w:rPr>
+      </w:pPr>
+      <w:r>
+        <w:rPr>
+          <w:rFonts w:ascii="Arial" w:hAnsi="Arial" w:cs="Arial"/>
+          <w:sz w:val="24"/>
+          <w:szCs w:val="24"/>
+        </w:rPr>
+        <w:t>Cargo</w:t>
+      </w:r>
+      <w:r>
+        <w:rPr>
+          <w:rFonts w:ascii="Arial" w:hAnsi="Arial" w:cs="Arial"/>
+          <w:sz w:val="24"/>
+          <w:szCs w:val="24"/>
+        </w:rPr>
+        <w:t>:</w:t>
+      </w:r>
+      <w:r>
+        <w:rPr>
+          <w:rFonts w:ascii="Arial" w:hAnsi="Arial" w:cs="Arial"/>
+          <w:sz w:val="24"/>
+          <w:szCs w:val="24"/>
+        </w:rPr>
         <w:t xml:space="preserve"> </w:t>
       </w:r>
-      <w:proofErr w:type="gramStart"/>
-      <w:r>
-        <w:rPr>
-          <w:rFonts w:ascii="Arial" w:hAnsi="Arial" w:cs="Arial"/>
-          <w:sz w:val="24"/>
-          <w:szCs w:val="24"/>
-        </w:rPr>
-        <w:t xml:space="preserve">{{ </w:t>
-      </w:r>
-      <w:proofErr w:type="spellStart"/>
-      <w:r>
-        <w:rPr>
-          <w:rFonts w:ascii="Arial" w:hAnsi="Arial" w:cs="Arial"/>
-          <w:sz w:val="24"/>
-          <w:szCs w:val="24"/>
-        </w:rPr>
-        <w:t>jefe</w:t>
-      </w:r>
-      <w:proofErr w:type="gramEnd"/>
-      <w:r>
-        <w:rPr>
-          <w:rFonts w:ascii="Arial" w:hAnsi="Arial" w:cs="Arial"/>
-          <w:sz w:val="24"/>
-          <w:szCs w:val="24"/>
-        </w:rPr>
-        <w:t>_empresa</w:t>
-      </w:r>
-      <w:proofErr w:type="spellEnd"/>
-      <w:r>
-        <w:rPr>
-          <w:rFonts w:ascii="Arial" w:hAnsi="Arial" w:cs="Arial"/>
-          <w:sz w:val="24"/>
-          <w:szCs w:val="24"/>
-        </w:rPr>
-        <w:t xml:space="preserve"> }}</w:t>
-      </w:r>
-    </w:p>
-    <w:p>
-      <w:pPr>
-        <w:jc w:val="center"/>
-        <w:rPr>
-          <w:rFonts w:ascii="Arial" w:hAnsi="Arial" w:cs="Arial"/>
-          <w:sz w:val="24"/>
-          <w:szCs w:val="24"/>
-        </w:rPr>
-      </w:pPr>
-      <w:r>
-        <w:rPr>
-          <w:rFonts w:ascii="Arial" w:hAnsi="Arial" w:cs="Arial"/>
-          <w:sz w:val="24"/>
-          <w:szCs w:val="24"/>
-        </w:rPr>
-        <w:t>Cargo</w:t>
-      </w:r>
-      <w:r>
-        <w:rPr>
-          <w:rFonts w:ascii="Arial" w:hAnsi="Arial" w:cs="Arial"/>
-          <w:sz w:val="24"/>
-          <w:szCs w:val="24"/>
-        </w:rPr>
-        <w:t>:</w:t>
-      </w:r>
-      <w:r>
-        <w:rPr>
-          <w:rFonts w:ascii="Arial" w:hAnsi="Arial" w:cs="Arial"/>
-          <w:sz w:val="24"/>
-          <w:szCs w:val="24"/>
-        </w:rPr>
-        <w:t xml:space="preserve"> </w:t>
-      </w:r>
-      <w:proofErr w:type="gramStart"/>
-      <w:r>
-        <w:rPr>
-          <w:rFonts w:ascii="Arial" w:hAnsi="Arial" w:cs="Arial"/>
-          <w:sz w:val="24"/>
-          <w:szCs w:val="24"/>
-        </w:rPr>
-        <w:t xml:space="preserve">{{ </w:t>
-      </w:r>
-      <w:proofErr w:type="spellStart"/>
-      <w:r>
-        <w:rPr>
-          <w:rFonts w:ascii="Arial" w:hAnsi="Arial" w:cs="Arial"/>
-          <w:sz w:val="24"/>
-          <w:szCs w:val="24"/>
-        </w:rPr>
-        <w:t>jefe</w:t>
-      </w:r>
-      <w:proofErr w:type="gramEnd"/>
-      <w:r>
-        <w:rPr>
-          <w:rFonts w:ascii="Arial" w:hAnsi="Arial" w:cs="Arial"/>
-          <w:sz w:val="24"/>
-          <w:szCs w:val="24"/>
-        </w:rPr>
-        <w:t>_empresa_cargo</w:t>
-      </w:r>
-      <w:proofErr w:type="spellEnd"/>
-      <w:r>
-        <w:rPr>
-          <w:rFonts w:ascii="Arial" w:hAnsi="Arial" w:cs="Arial"/>
-          <w:sz w:val="24"/>
-          <w:szCs w:val="24"/>
-        </w:rPr>
-        <w:t xml:space="preserve"> }}</w:t>
+      <w:r>
+        <w:rPr>
+          <w:rFonts w:ascii="Arial" w:hAnsi="Arial" w:cs="Arial"/>
+          <w:sz w:val="24"/>
+          <w:szCs w:val="24"/>
+        </w:rPr>
+        <w:t>{{</w:t>
+      </w:r>
+      <w:r>
+        <w:rPr>
+          <w:rFonts w:ascii="Arial" w:hAnsi="Arial" w:cs="Arial"/>
+          <w:sz w:val="24"/>
+          <w:szCs w:val="24"/>
+        </w:rPr>
+        <w:t>cargo_empresa</w:t>
+      </w:r>
+      <w:r>
+        <w:rPr>
+          <w:rFonts w:ascii="Arial" w:hAnsi="Arial" w:cs="Arial"/>
+          <w:sz w:val="24"/>
+          <w:szCs w:val="24"/>
+        </w:rPr>
+        <w:t>}}</w:t>
       </w:r>
     </w:p>
     <w:sectPr>
@@ -1270,7 +1113,7 @@
 </file>
 
 <file path=word/styles.xml><?xml version="1.0" encoding="utf-8"?>
-<w:styles xmlns:mc="http://schemas.openxmlformats.org/markup-compatibility/2006" xmlns:r="http://schemas.openxmlformats.org/officeDocument/2006/relationships" xmlns:w="http://schemas.openxmlformats.org/wordprocessingml/2006/main" xmlns:w14="http://schemas.microsoft.com/office/word/2010/wordml" xmlns:w15="http://schemas.microsoft.com/office/word/2012/wordml" xmlns:w16se="http://schemas.microsoft.com/office/word/2015/wordml/symex" mc:Ignorable="w14 w15 w16se">
+<w:styles xmlns:mc="http://schemas.openxmlformats.org/markup-compatibility/2006" xmlns:r="http://schemas.openxmlformats.org/officeDocument/2006/relationships" xmlns:w="http://schemas.openxmlformats.org/wordprocessingml/2006/main" xmlns:w14="http://schemas.microsoft.com/office/word/2010/wordml" xmlns:w15="http://schemas.microsoft.com/office/word/2012/wordml" xmlns:w16cex="http://schemas.microsoft.com/office/word/2018/wordml/cex" xmlns:w16cid="http://schemas.microsoft.com/office/word/2016/wordml/cid" xmlns:w16="http://schemas.microsoft.com/office/word/2018/wordml" xmlns:w16sdtdh="http://schemas.microsoft.com/office/word/2020/wordml/sdtdatahash" xmlns:w16se="http://schemas.microsoft.com/office/word/2015/wordml/symex" mc:Ignorable="w14 w15 w16se w16cid w16 w16cex w16sdtdh">
   <w:docDefaults>
     <w:rPrDefault>
       <w:rPr>
@@ -1286,7 +1129,7 @@
       </w:pPr>
     </w:pPrDefault>
   </w:docDefaults>
-  <w:latentStyles w:defLockedState="0" w:defUIPriority="99" w:defSemiHidden="0" w:defUnhideWhenUsed="0" w:defQFormat="0" w:count="371">
+  <w:latentStyles w:defLockedState="0" w:defUIPriority="99" w:defSemiHidden="0" w:defUnhideWhenUsed="0" w:defQFormat="0" w:count="376">
     <w:lsdException w:name="Normal" w:uiPriority="0" w:qFormat="1"/>
     <w:lsdException w:name="heading 1" w:uiPriority="9" w:qFormat="1"/>
     <w:lsdException w:name="heading 2" w:semiHidden="1" w:uiPriority="9" w:unhideWhenUsed="1" w:qFormat="1"/>
@@ -1392,7 +1235,6 @@
     <w:lsdException w:name="HTML Sample" w:semiHidden="1" w:unhideWhenUsed="1"/>
     <w:lsdException w:name="HTML Typewriter" w:semiHidden="1" w:unhideWhenUsed="1"/>
     <w:lsdException w:name="HTML Variable" w:semiHidden="1" w:unhideWhenUsed="1"/>
-    <w:lsdException w:name="Normal Table" w:semiHidden="1" w:unhideWhenUsed="1"/>
     <w:lsdException w:name="annotation subject" w:semiHidden="1" w:unhideWhenUsed="1"/>
     <w:lsdException w:name="No List" w:semiHidden="1" w:unhideWhenUsed="1"/>
     <w:lsdException w:name="Outline List 1" w:semiHidden="1" w:unhideWhenUsed="1"/>
@@ -1435,11 +1277,8 @@
     <w:lsdException w:name="Table Contemporary" w:semiHidden="1" w:unhideWhenUsed="1"/>
     <w:lsdException w:name="Table Elegant" w:semiHidden="1" w:unhideWhenUsed="1"/>
     <w:lsdException w:name="Table Professional" w:semiHidden="1" w:unhideWhenUsed="1"/>
-    <w:lsdException w:name="Table Subtle 1" w:semiHidden="1" w:unhideWhenUsed="1"/>
     <w:lsdException w:name="Table Subtle 2" w:semiHidden="1" w:unhideWhenUsed="1"/>
     <w:lsdException w:name="Table Web 1" w:semiHidden="1" w:unhideWhenUsed="1"/>
-    <w:lsdException w:name="Table Web 2" w:semiHidden="1" w:unhideWhenUsed="1"/>
-    <w:lsdException w:name="Table Web 3" w:semiHidden="1" w:unhideWhenUsed="1"/>
     <w:lsdException w:name="Balloon Text" w:semiHidden="1" w:unhideWhenUsed="1"/>
     <w:lsdException w:name="Table Grid" w:uiPriority="59"/>
     <w:lsdException w:name="Table Theme" w:semiHidden="1" w:unhideWhenUsed="1"/>
@@ -1658,6 +1497,11 @@
     <w:lsdException w:name="List Table 5 Dark Accent 6" w:uiPriority="50"/>
     <w:lsdException w:name="List Table 6 Colorful Accent 6" w:uiPriority="51"/>
     <w:lsdException w:name="List Table 7 Colorful Accent 6" w:uiPriority="52"/>
+    <w:lsdException w:name="Mention" w:semiHidden="1" w:unhideWhenUsed="1"/>
+    <w:lsdException w:name="Smart Hyperlink" w:semiHidden="1" w:unhideWhenUsed="1"/>
+    <w:lsdException w:name="Hashtag" w:semiHidden="1" w:unhideWhenUsed="1"/>
+    <w:lsdException w:name="Unresolved Mention" w:semiHidden="1" w:unhideWhenUsed="1"/>
+    <w:lsdException w:name="Smart Link" w:semiHidden="1" w:unhideWhenUsed="1"/>
   </w:latentStyles>
   <w:style w:type="paragraph" w:default="1" w:styleId="Normal">
     <w:name w:val="Normal"/>
